--- a/fuentes/722109_CF03_DU.docx
+++ b/fuentes/722109_CF03_DU.docx
@@ -1,6 +1,6 @@
 
 <file path=word/document.xml><?xml version="1.0" encoding="utf-8"?>
-<w:document xmlns:wpc="http://schemas.microsoft.com/office/word/2010/wordprocessingCanvas" xmlns:cx="http://schemas.microsoft.com/office/drawing/2014/chartex" xmlns:cx1="http://schemas.microsoft.com/office/drawing/2015/9/8/chartex" xmlns:cx2="http://schemas.microsoft.com/office/drawing/2015/10/21/chartex" xmlns:cx3="http://schemas.microsoft.com/office/drawing/2016/5/9/chartex" xmlns:cx4="http://schemas.microsoft.com/office/drawing/2016/5/10/chartex" xmlns:cx5="http://schemas.microsoft.com/office/drawing/2016/5/11/chartex" xmlns:cx6="http://schemas.microsoft.com/office/drawing/2016/5/12/chartex" xmlns:cx7="http://schemas.microsoft.com/office/drawing/2016/5/13/chartex" xmlns:cx8="http://schemas.microsoft.com/office/drawing/2016/5/14/chartex" xmlns:mc="http://schemas.openxmlformats.org/markup-compatibility/2006" xmlns:aink="http://schemas.microsoft.com/office/drawing/2016/ink" xmlns:am3d="http://schemas.microsoft.com/office/drawing/2017/model3d" xmlns:o="urn:schemas-microsoft-com:office:office" xmlns:oel="http://schemas.microsoft.com/office/2019/extlst" xmlns:r="http://schemas.openxmlformats.org/officeDocument/2006/relationships" xmlns:m="http://schemas.openxmlformats.org/officeDocument/2006/math" xmlns:v="urn:schemas-microsoft-com:vml" xmlns:wp14="http://schemas.microsoft.com/office/word/2010/wordprocessingDrawing" xmlns:wp="http://schemas.openxmlformats.org/drawingml/2006/wordprocessingDrawing" xmlns:w10="urn:schemas-microsoft-com:office:word" xmlns:w="http://schemas.openxmlformats.org/wordprocessingml/2006/main" xmlns:w14="http://schemas.microsoft.com/office/word/2010/wordml" xmlns:w15="http://schemas.microsoft.com/office/word/2012/wordml" xmlns:w16cex="http://schemas.microsoft.com/office/word/2018/wordml/cex" xmlns:w16cid="http://schemas.microsoft.com/office/word/2016/wordml/cid" xmlns:w16="http://schemas.microsoft.com/office/word/2018/wordml" xmlns:w16du="http://schemas.microsoft.com/office/word/2023/wordml/word16du" xmlns:w16sdtdh="http://schemas.microsoft.com/office/word/2020/wordml/sdtdatahash" xmlns:w16sdtfl="http://schemas.microsoft.com/office/word/2024/wordml/sdtformatlock" xmlns:w16se="http://schemas.microsoft.com/office/word/2015/wordml/symex" xmlns:wpg="http://schemas.microsoft.com/office/word/2010/wordprocessingGroup" xmlns:wpi="http://schemas.microsoft.com/office/word/2010/wordprocessingInk" xmlns:wne="http://schemas.microsoft.com/office/word/2006/wordml" xmlns:wps="http://schemas.microsoft.com/office/word/2010/wordprocessingShape" mc:Ignorable="w14 w15 w16se w16cid w16 w16cex w16sdtdh w16sdtfl w16du wp14">
+<w:document xmlns:wpc="http://schemas.microsoft.com/office/word/2010/wordprocessingCanvas" xmlns:cx="http://schemas.microsoft.com/office/drawing/2014/chartex" xmlns:cx1="http://schemas.microsoft.com/office/drawing/2015/9/8/chartex" xmlns:cx2="http://schemas.microsoft.com/office/drawing/2015/10/21/chartex" xmlns:cx3="http://schemas.microsoft.com/office/drawing/2016/5/9/chartex" xmlns:cx4="http://schemas.microsoft.com/office/drawing/2016/5/10/chartex" xmlns:cx5="http://schemas.microsoft.com/office/drawing/2016/5/11/chartex" xmlns:cx6="http://schemas.microsoft.com/office/drawing/2016/5/12/chartex" xmlns:cx7="http://schemas.microsoft.com/office/drawing/2016/5/13/chartex" xmlns:cx8="http://schemas.microsoft.com/office/drawing/2016/5/14/chartex" xmlns:mc="http://schemas.openxmlformats.org/markup-compatibility/2006" xmlns:aink="http://schemas.microsoft.com/office/drawing/2016/ink" xmlns:am3d="http://schemas.microsoft.com/office/drawing/2017/model3d" xmlns:o="urn:schemas-microsoft-com:office:office" xmlns:oel="http://schemas.microsoft.com/office/2019/extlst" xmlns:r="http://schemas.openxmlformats.org/officeDocument/2006/relationships" xmlns:m="http://schemas.openxmlformats.org/officeDocument/2006/math" xmlns:v="urn:schemas-microsoft-com:vml" xmlns:wp14="http://schemas.microsoft.com/office/word/2010/wordprocessingDrawing" xmlns:wp="http://schemas.openxmlformats.org/drawingml/2006/wordprocessingDrawing" xmlns:w10="urn:schemas-microsoft-com:office:word" xmlns:w="http://schemas.openxmlformats.org/wordprocessingml/2006/main" xmlns:w14="http://schemas.microsoft.com/office/word/2010/wordml" xmlns:w15="http://schemas.microsoft.com/office/word/2012/wordml" xmlns:w16cei="http://schemas.microsoft.com/office/word/2026/wordml/cei" xmlns:w16cex="http://schemas.microsoft.com/office/word/2018/wordml/cex" xmlns:w16cid="http://schemas.microsoft.com/office/word/2016/wordml/cid" xmlns:w16="http://schemas.microsoft.com/office/word/2018/wordml" xmlns:w16du="http://schemas.microsoft.com/office/word/2023/wordml/word16du" xmlns:w16sdtdh="http://schemas.microsoft.com/office/word/2020/wordml/sdtdatahash" xmlns:w16sdtfl="http://schemas.microsoft.com/office/word/2024/wordml/sdtformatlock" xmlns:w16se="http://schemas.microsoft.com/office/word/2015/wordml/symex" xmlns:wpg="http://schemas.microsoft.com/office/word/2010/wordprocessingGroup" xmlns:wpi="http://schemas.microsoft.com/office/word/2010/wordprocessingInk" xmlns:wne="http://schemas.microsoft.com/office/word/2006/wordml" xmlns:wps="http://schemas.microsoft.com/office/word/2010/wordprocessingShape" mc:Ignorable="w14 w15 w16se w16cid w16 w16cex w16sdtdh w16sdtfl w16du wp14">
   <w:body>
     <w:p>
       <w:pPr>
@@ -2328,7 +2328,7 @@
           <w:noProof/>
         </w:rPr>
         <w:drawing>
-          <wp:inline distT="0" distB="0" distL="0" distR="0" wp14:anchorId="746463F8" wp14:editId="5D3647CF">
+          <wp:inline distT="0" distB="0" distL="0" distR="0" wp14:anchorId="746463F8" wp14:editId="2C9DE55F">
             <wp:extent cx="4680000" cy="2633791"/>
             <wp:effectExtent l="0" t="0" r="6350" b="0"/>
             <wp:docPr id="10" name="Imagen 10">
@@ -20851,13 +20851,6 @@
           <w:lang w:val="es-419" w:eastAsia="es-CO"/>
         </w:rPr>
       </w:pPr>
-    </w:p>
-    <w:p>
-      <w:pPr>
-        <w:rPr>
-          <w:lang w:val="es-419" w:eastAsia="es-CO"/>
-        </w:rPr>
-      </w:pPr>
       <w:r>
         <w:rPr>
           <w:b/>
@@ -24565,15 +24558,11 @@
     <w:p>
       <w:pPr>
         <w:rPr>
-          <w:b/>
-          <w:bCs/>
-          <w:lang w:val="es-419" w:eastAsia="es-CO"/>
-        </w:rPr>
-      </w:pPr>
-      <w:r>
-        <w:rPr>
-          <w:b/>
-          <w:bCs/>
+          <w:lang w:val="es-419" w:eastAsia="es-CO"/>
+        </w:rPr>
+      </w:pPr>
+      <w:r>
+        <w:rPr>
           <w:lang w:val="es-419" w:eastAsia="es-CO"/>
         </w:rPr>
         <w:t>Los indicadores se pueden clasificar en tres grupos:</w:t>
@@ -24992,14 +24981,12 @@
         </w:rPr>
         <w:t xml:space="preserve">Los indicadores de </w:t>
       </w:r>
-      <w:proofErr w:type="spellStart"/>
-      <w:r>
-        <w:rPr>
-          <w:lang w:val="es-419" w:eastAsia="es-CO"/>
-        </w:rPr>
-        <w:t>propósito</w:t>
-      </w:r>
-      <w:proofErr w:type="spellEnd"/>
+      <w:r>
+        <w:rPr>
+          <w:lang w:val="es-419" w:eastAsia="es-CO"/>
+        </w:rPr>
+        <w:t>propósito</w:t>
+      </w:r>
       <w:r>
         <w:rPr>
           <w:lang w:val="es-419" w:eastAsia="es-CO"/>
@@ -32990,7 +32977,7 @@
 </file>
 
 <file path=word/endnotes.xml><?xml version="1.0" encoding="utf-8"?>
-<w:endnotes xmlns:wpc="http://schemas.microsoft.com/office/word/2010/wordprocessingCanvas" xmlns:cx="http://schemas.microsoft.com/office/drawing/2014/chartex" xmlns:cx1="http://schemas.microsoft.com/office/drawing/2015/9/8/chartex" xmlns:cx2="http://schemas.microsoft.com/office/drawing/2015/10/21/chartex" xmlns:cx3="http://schemas.microsoft.com/office/drawing/2016/5/9/chartex" xmlns:cx4="http://schemas.microsoft.com/office/drawing/2016/5/10/chartex" xmlns:cx5="http://schemas.microsoft.com/office/drawing/2016/5/11/chartex" xmlns:cx6="http://schemas.microsoft.com/office/drawing/2016/5/12/chartex" xmlns:cx7="http://schemas.microsoft.com/office/drawing/2016/5/13/chartex" xmlns:cx8="http://schemas.microsoft.com/office/drawing/2016/5/14/chartex" xmlns:mc="http://schemas.openxmlformats.org/markup-compatibility/2006" xmlns:aink="http://schemas.microsoft.com/office/drawing/2016/ink" xmlns:am3d="http://schemas.microsoft.com/office/drawing/2017/model3d" xmlns:o="urn:schemas-microsoft-com:office:office" xmlns:oel="http://schemas.microsoft.com/office/2019/extlst" xmlns:r="http://schemas.openxmlformats.org/officeDocument/2006/relationships" xmlns:m="http://schemas.openxmlformats.org/officeDocument/2006/math" xmlns:v="urn:schemas-microsoft-com:vml" xmlns:wp14="http://schemas.microsoft.com/office/word/2010/wordprocessingDrawing" xmlns:wp="http://schemas.openxmlformats.org/drawingml/2006/wordprocessingDrawing" xmlns:w10="urn:schemas-microsoft-com:office:word" xmlns:w="http://schemas.openxmlformats.org/wordprocessingml/2006/main" xmlns:w14="http://schemas.microsoft.com/office/word/2010/wordml" xmlns:w15="http://schemas.microsoft.com/office/word/2012/wordml" xmlns:w16cex="http://schemas.microsoft.com/office/word/2018/wordml/cex" xmlns:w16cid="http://schemas.microsoft.com/office/word/2016/wordml/cid" xmlns:w16="http://schemas.microsoft.com/office/word/2018/wordml" xmlns:w16du="http://schemas.microsoft.com/office/word/2023/wordml/word16du" xmlns:w16sdtdh="http://schemas.microsoft.com/office/word/2020/wordml/sdtdatahash" xmlns:w16sdtfl="http://schemas.microsoft.com/office/word/2024/wordml/sdtformatlock" xmlns:w16se="http://schemas.microsoft.com/office/word/2015/wordml/symex" xmlns:wpg="http://schemas.microsoft.com/office/word/2010/wordprocessingGroup" xmlns:wpi="http://schemas.microsoft.com/office/word/2010/wordprocessingInk" xmlns:wne="http://schemas.microsoft.com/office/word/2006/wordml" xmlns:wps="http://schemas.microsoft.com/office/word/2010/wordprocessingShape" mc:Ignorable="w14 w15 w16se w16cid w16 w16cex w16sdtdh w16sdtfl w16du wp14">
+<w:endnotes xmlns:wpc="http://schemas.microsoft.com/office/word/2010/wordprocessingCanvas" xmlns:cx="http://schemas.microsoft.com/office/drawing/2014/chartex" xmlns:cx1="http://schemas.microsoft.com/office/drawing/2015/9/8/chartex" xmlns:cx2="http://schemas.microsoft.com/office/drawing/2015/10/21/chartex" xmlns:cx3="http://schemas.microsoft.com/office/drawing/2016/5/9/chartex" xmlns:cx4="http://schemas.microsoft.com/office/drawing/2016/5/10/chartex" xmlns:cx5="http://schemas.microsoft.com/office/drawing/2016/5/11/chartex" xmlns:cx6="http://schemas.microsoft.com/office/drawing/2016/5/12/chartex" xmlns:cx7="http://schemas.microsoft.com/office/drawing/2016/5/13/chartex" xmlns:cx8="http://schemas.microsoft.com/office/drawing/2016/5/14/chartex" xmlns:mc="http://schemas.openxmlformats.org/markup-compatibility/2006" xmlns:aink="http://schemas.microsoft.com/office/drawing/2016/ink" xmlns:am3d="http://schemas.microsoft.com/office/drawing/2017/model3d" xmlns:o="urn:schemas-microsoft-com:office:office" xmlns:oel="http://schemas.microsoft.com/office/2019/extlst" xmlns:r="http://schemas.openxmlformats.org/officeDocument/2006/relationships" xmlns:m="http://schemas.openxmlformats.org/officeDocument/2006/math" xmlns:v="urn:schemas-microsoft-com:vml" xmlns:wp14="http://schemas.microsoft.com/office/word/2010/wordprocessingDrawing" xmlns:wp="http://schemas.openxmlformats.org/drawingml/2006/wordprocessingDrawing" xmlns:w10="urn:schemas-microsoft-com:office:word" xmlns:w="http://schemas.openxmlformats.org/wordprocessingml/2006/main" xmlns:w14="http://schemas.microsoft.com/office/word/2010/wordml" xmlns:w15="http://schemas.microsoft.com/office/word/2012/wordml" xmlns:w16cei="http://schemas.microsoft.com/office/word/2026/wordml/cei" xmlns:w16cex="http://schemas.microsoft.com/office/word/2018/wordml/cex" xmlns:w16cid="http://schemas.microsoft.com/office/word/2016/wordml/cid" xmlns:w16="http://schemas.microsoft.com/office/word/2018/wordml" xmlns:w16du="http://schemas.microsoft.com/office/word/2023/wordml/word16du" xmlns:w16sdtdh="http://schemas.microsoft.com/office/word/2020/wordml/sdtdatahash" xmlns:w16sdtfl="http://schemas.microsoft.com/office/word/2024/wordml/sdtformatlock" xmlns:w16se="http://schemas.microsoft.com/office/word/2015/wordml/symex" xmlns:wpg="http://schemas.microsoft.com/office/word/2010/wordprocessingGroup" xmlns:wpi="http://schemas.microsoft.com/office/word/2010/wordprocessingInk" xmlns:wne="http://schemas.microsoft.com/office/word/2006/wordml" xmlns:wps="http://schemas.microsoft.com/office/word/2010/wordprocessingShape" mc:Ignorable="w14 w15 w16se w16cid w16 w16cex w16sdtdh w16sdtfl w16du wp14">
   <w:endnote w:type="separator" w:id="-1">
     <w:p>
       <w:pPr>
@@ -33015,7 +33002,7 @@
 </file>
 
 <file path=word/footer1.xml><?xml version="1.0" encoding="utf-8"?>
-<w:ftr xmlns:wpc="http://schemas.microsoft.com/office/word/2010/wordprocessingCanvas" xmlns:cx="http://schemas.microsoft.com/office/drawing/2014/chartex" xmlns:cx1="http://schemas.microsoft.com/office/drawing/2015/9/8/chartex" xmlns:cx2="http://schemas.microsoft.com/office/drawing/2015/10/21/chartex" xmlns:cx3="http://schemas.microsoft.com/office/drawing/2016/5/9/chartex" xmlns:cx4="http://schemas.microsoft.com/office/drawing/2016/5/10/chartex" xmlns:cx5="http://schemas.microsoft.com/office/drawing/2016/5/11/chartex" xmlns:cx6="http://schemas.microsoft.com/office/drawing/2016/5/12/chartex" xmlns:cx7="http://schemas.microsoft.com/office/drawing/2016/5/13/chartex" xmlns:cx8="http://schemas.microsoft.com/office/drawing/2016/5/14/chartex" xmlns:mc="http://schemas.openxmlformats.org/markup-compatibility/2006" xmlns:aink="http://schemas.microsoft.com/office/drawing/2016/ink" xmlns:am3d="http://schemas.microsoft.com/office/drawing/2017/model3d" xmlns:o="urn:schemas-microsoft-com:office:office" xmlns:oel="http://schemas.microsoft.com/office/2019/extlst" xmlns:r="http://schemas.openxmlformats.org/officeDocument/2006/relationships" xmlns:m="http://schemas.openxmlformats.org/officeDocument/2006/math" xmlns:v="urn:schemas-microsoft-com:vml" xmlns:wp14="http://schemas.microsoft.com/office/word/2010/wordprocessingDrawing" xmlns:wp="http://schemas.openxmlformats.org/drawingml/2006/wordprocessingDrawing" xmlns:w10="urn:schemas-microsoft-com:office:word" xmlns:w="http://schemas.openxmlformats.org/wordprocessingml/2006/main" xmlns:w14="http://schemas.microsoft.com/office/word/2010/wordml" xmlns:w15="http://schemas.microsoft.com/office/word/2012/wordml" xmlns:w16cex="http://schemas.microsoft.com/office/word/2018/wordml/cex" xmlns:w16cid="http://schemas.microsoft.com/office/word/2016/wordml/cid" xmlns:w16="http://schemas.microsoft.com/office/word/2018/wordml" xmlns:w16du="http://schemas.microsoft.com/office/word/2023/wordml/word16du" xmlns:w16sdtdh="http://schemas.microsoft.com/office/word/2020/wordml/sdtdatahash" xmlns:w16sdtfl="http://schemas.microsoft.com/office/word/2024/wordml/sdtformatlock" xmlns:w16se="http://schemas.microsoft.com/office/word/2015/wordml/symex" xmlns:wpg="http://schemas.microsoft.com/office/word/2010/wordprocessingGroup" xmlns:wpi="http://schemas.microsoft.com/office/word/2010/wordprocessingInk" xmlns:wne="http://schemas.microsoft.com/office/word/2006/wordml" xmlns:wps="http://schemas.microsoft.com/office/word/2010/wordprocessingShape" mc:Ignorable="w14 w15 w16se w16cid w16 w16cex w16sdtdh w16sdtfl w16du wp14">
+<w:ftr xmlns:wpc="http://schemas.microsoft.com/office/word/2010/wordprocessingCanvas" xmlns:cx="http://schemas.microsoft.com/office/drawing/2014/chartex" xmlns:cx1="http://schemas.microsoft.com/office/drawing/2015/9/8/chartex" xmlns:cx2="http://schemas.microsoft.com/office/drawing/2015/10/21/chartex" xmlns:cx3="http://schemas.microsoft.com/office/drawing/2016/5/9/chartex" xmlns:cx4="http://schemas.microsoft.com/office/drawing/2016/5/10/chartex" xmlns:cx5="http://schemas.microsoft.com/office/drawing/2016/5/11/chartex" xmlns:cx6="http://schemas.microsoft.com/office/drawing/2016/5/12/chartex" xmlns:cx7="http://schemas.microsoft.com/office/drawing/2016/5/13/chartex" xmlns:cx8="http://schemas.microsoft.com/office/drawing/2016/5/14/chartex" xmlns:mc="http://schemas.openxmlformats.org/markup-compatibility/2006" xmlns:aink="http://schemas.microsoft.com/office/drawing/2016/ink" xmlns:am3d="http://schemas.microsoft.com/office/drawing/2017/model3d" xmlns:o="urn:schemas-microsoft-com:office:office" xmlns:oel="http://schemas.microsoft.com/office/2019/extlst" xmlns:r="http://schemas.openxmlformats.org/officeDocument/2006/relationships" xmlns:m="http://schemas.openxmlformats.org/officeDocument/2006/math" xmlns:v="urn:schemas-microsoft-com:vml" xmlns:wp14="http://schemas.microsoft.com/office/word/2010/wordprocessingDrawing" xmlns:wp="http://schemas.openxmlformats.org/drawingml/2006/wordprocessingDrawing" xmlns:w10="urn:schemas-microsoft-com:office:word" xmlns:w="http://schemas.openxmlformats.org/wordprocessingml/2006/main" xmlns:w14="http://schemas.microsoft.com/office/word/2010/wordml" xmlns:w15="http://schemas.microsoft.com/office/word/2012/wordml" xmlns:w16cei="http://schemas.microsoft.com/office/word/2026/wordml/cei" xmlns:w16cex="http://schemas.microsoft.com/office/word/2018/wordml/cex" xmlns:w16cid="http://schemas.microsoft.com/office/word/2016/wordml/cid" xmlns:w16="http://schemas.microsoft.com/office/word/2018/wordml" xmlns:w16du="http://schemas.microsoft.com/office/word/2023/wordml/word16du" xmlns:w16sdtdh="http://schemas.microsoft.com/office/word/2020/wordml/sdtdatahash" xmlns:w16sdtfl="http://schemas.microsoft.com/office/word/2024/wordml/sdtformatlock" xmlns:w16se="http://schemas.microsoft.com/office/word/2015/wordml/symex" xmlns:wpg="http://schemas.microsoft.com/office/word/2010/wordprocessingGroup" xmlns:wpi="http://schemas.microsoft.com/office/word/2010/wordprocessingInk" xmlns:wne="http://schemas.microsoft.com/office/word/2006/wordml" xmlns:wps="http://schemas.microsoft.com/office/word/2010/wordprocessingShape" mc:Ignorable="w14 w15 w16se w16cid w16 w16cex w16sdtdh w16sdtfl w16du wp14">
   <w:sdt>
     <w:sdtPr>
       <w:id w:val="-1465197936"/>
@@ -33167,7 +33154,7 @@
 </file>
 
 <file path=word/footnotes.xml><?xml version="1.0" encoding="utf-8"?>
-<w:footnotes xmlns:wpc="http://schemas.microsoft.com/office/word/2010/wordprocessingCanvas" xmlns:cx="http://schemas.microsoft.com/office/drawing/2014/chartex" xmlns:cx1="http://schemas.microsoft.com/office/drawing/2015/9/8/chartex" xmlns:cx2="http://schemas.microsoft.com/office/drawing/2015/10/21/chartex" xmlns:cx3="http://schemas.microsoft.com/office/drawing/2016/5/9/chartex" xmlns:cx4="http://schemas.microsoft.com/office/drawing/2016/5/10/chartex" xmlns:cx5="http://schemas.microsoft.com/office/drawing/2016/5/11/chartex" xmlns:cx6="http://schemas.microsoft.com/office/drawing/2016/5/12/chartex" xmlns:cx7="http://schemas.microsoft.com/office/drawing/2016/5/13/chartex" xmlns:cx8="http://schemas.microsoft.com/office/drawing/2016/5/14/chartex" xmlns:mc="http://schemas.openxmlformats.org/markup-compatibility/2006" xmlns:aink="http://schemas.microsoft.com/office/drawing/2016/ink" xmlns:am3d="http://schemas.microsoft.com/office/drawing/2017/model3d" xmlns:o="urn:schemas-microsoft-com:office:office" xmlns:oel="http://schemas.microsoft.com/office/2019/extlst" xmlns:r="http://schemas.openxmlformats.org/officeDocument/2006/relationships" xmlns:m="http://schemas.openxmlformats.org/officeDocument/2006/math" xmlns:v="urn:schemas-microsoft-com:vml" xmlns:wp14="http://schemas.microsoft.com/office/word/2010/wordprocessingDrawing" xmlns:wp="http://schemas.openxmlformats.org/drawingml/2006/wordprocessingDrawing" xmlns:w10="urn:schemas-microsoft-com:office:word" xmlns:w="http://schemas.openxmlformats.org/wordprocessingml/2006/main" xmlns:w14="http://schemas.microsoft.com/office/word/2010/wordml" xmlns:w15="http://schemas.microsoft.com/office/word/2012/wordml" xmlns:w16cex="http://schemas.microsoft.com/office/word/2018/wordml/cex" xmlns:w16cid="http://schemas.microsoft.com/office/word/2016/wordml/cid" xmlns:w16="http://schemas.microsoft.com/office/word/2018/wordml" xmlns:w16du="http://schemas.microsoft.com/office/word/2023/wordml/word16du" xmlns:w16sdtdh="http://schemas.microsoft.com/office/word/2020/wordml/sdtdatahash" xmlns:w16sdtfl="http://schemas.microsoft.com/office/word/2024/wordml/sdtformatlock" xmlns:w16se="http://schemas.microsoft.com/office/word/2015/wordml/symex" xmlns:wpg="http://schemas.microsoft.com/office/word/2010/wordprocessingGroup" xmlns:wpi="http://schemas.microsoft.com/office/word/2010/wordprocessingInk" xmlns:wne="http://schemas.microsoft.com/office/word/2006/wordml" xmlns:wps="http://schemas.microsoft.com/office/word/2010/wordprocessingShape" mc:Ignorable="w14 w15 w16se w16cid w16 w16cex w16sdtdh w16sdtfl w16du wp14">
+<w:footnotes xmlns:wpc="http://schemas.microsoft.com/office/word/2010/wordprocessingCanvas" xmlns:cx="http://schemas.microsoft.com/office/drawing/2014/chartex" xmlns:cx1="http://schemas.microsoft.com/office/drawing/2015/9/8/chartex" xmlns:cx2="http://schemas.microsoft.com/office/drawing/2015/10/21/chartex" xmlns:cx3="http://schemas.microsoft.com/office/drawing/2016/5/9/chartex" xmlns:cx4="http://schemas.microsoft.com/office/drawing/2016/5/10/chartex" xmlns:cx5="http://schemas.microsoft.com/office/drawing/2016/5/11/chartex" xmlns:cx6="http://schemas.microsoft.com/office/drawing/2016/5/12/chartex" xmlns:cx7="http://schemas.microsoft.com/office/drawing/2016/5/13/chartex" xmlns:cx8="http://schemas.microsoft.com/office/drawing/2016/5/14/chartex" xmlns:mc="http://schemas.openxmlformats.org/markup-compatibility/2006" xmlns:aink="http://schemas.microsoft.com/office/drawing/2016/ink" xmlns:am3d="http://schemas.microsoft.com/office/drawing/2017/model3d" xmlns:o="urn:schemas-microsoft-com:office:office" xmlns:oel="http://schemas.microsoft.com/office/2019/extlst" xmlns:r="http://schemas.openxmlformats.org/officeDocument/2006/relationships" xmlns:m="http://schemas.openxmlformats.org/officeDocument/2006/math" xmlns:v="urn:schemas-microsoft-com:vml" xmlns:wp14="http://schemas.microsoft.com/office/word/2010/wordprocessingDrawing" xmlns:wp="http://schemas.openxmlformats.org/drawingml/2006/wordprocessingDrawing" xmlns:w10="urn:schemas-microsoft-com:office:word" xmlns:w="http://schemas.openxmlformats.org/wordprocessingml/2006/main" xmlns:w14="http://schemas.microsoft.com/office/word/2010/wordml" xmlns:w15="http://schemas.microsoft.com/office/word/2012/wordml" xmlns:w16cei="http://schemas.microsoft.com/office/word/2026/wordml/cei" xmlns:w16cex="http://schemas.microsoft.com/office/word/2018/wordml/cex" xmlns:w16cid="http://schemas.microsoft.com/office/word/2016/wordml/cid" xmlns:w16="http://schemas.microsoft.com/office/word/2018/wordml" xmlns:w16du="http://schemas.microsoft.com/office/word/2023/wordml/word16du" xmlns:w16sdtdh="http://schemas.microsoft.com/office/word/2020/wordml/sdtdatahash" xmlns:w16sdtfl="http://schemas.microsoft.com/office/word/2024/wordml/sdtformatlock" xmlns:w16se="http://schemas.microsoft.com/office/word/2015/wordml/symex" xmlns:wpg="http://schemas.microsoft.com/office/word/2010/wordprocessingGroup" xmlns:wpi="http://schemas.microsoft.com/office/word/2010/wordprocessingInk" xmlns:wne="http://schemas.microsoft.com/office/word/2006/wordml" xmlns:wps="http://schemas.microsoft.com/office/word/2010/wordprocessingShape" mc:Ignorable="w14 w15 w16se w16cid w16 w16cex w16sdtdh w16sdtfl w16du wp14">
   <w:footnote w:type="separator" w:id="-1">
     <w:p>
       <w:pPr>
@@ -33192,7 +33179,7 @@
 </file>
 
 <file path=word/header1.xml><?xml version="1.0" encoding="utf-8"?>
-<w:hdr xmlns:wpc="http://schemas.microsoft.com/office/word/2010/wordprocessingCanvas" xmlns:cx="http://schemas.microsoft.com/office/drawing/2014/chartex" xmlns:cx1="http://schemas.microsoft.com/office/drawing/2015/9/8/chartex" xmlns:cx2="http://schemas.microsoft.com/office/drawing/2015/10/21/chartex" xmlns:cx3="http://schemas.microsoft.com/office/drawing/2016/5/9/chartex" xmlns:cx4="http://schemas.microsoft.com/office/drawing/2016/5/10/chartex" xmlns:cx5="http://schemas.microsoft.com/office/drawing/2016/5/11/chartex" xmlns:cx6="http://schemas.microsoft.com/office/drawing/2016/5/12/chartex" xmlns:cx7="http://schemas.microsoft.com/office/drawing/2016/5/13/chartex" xmlns:cx8="http://schemas.microsoft.com/office/drawing/2016/5/14/chartex" xmlns:mc="http://schemas.openxmlformats.org/markup-compatibility/2006" xmlns:aink="http://schemas.microsoft.com/office/drawing/2016/ink" xmlns:am3d="http://schemas.microsoft.com/office/drawing/2017/model3d" xmlns:o="urn:schemas-microsoft-com:office:office" xmlns:oel="http://schemas.microsoft.com/office/2019/extlst" xmlns:r="http://schemas.openxmlformats.org/officeDocument/2006/relationships" xmlns:m="http://schemas.openxmlformats.org/officeDocument/2006/math" xmlns:v="urn:schemas-microsoft-com:vml" xmlns:wp14="http://schemas.microsoft.com/office/word/2010/wordprocessingDrawing" xmlns:wp="http://schemas.openxmlformats.org/drawingml/2006/wordprocessingDrawing" xmlns:w10="urn:schemas-microsoft-com:office:word" xmlns:w="http://schemas.openxmlformats.org/wordprocessingml/2006/main" xmlns:w14="http://schemas.microsoft.com/office/word/2010/wordml" xmlns:w15="http://schemas.microsoft.com/office/word/2012/wordml" xmlns:w16cex="http://schemas.microsoft.com/office/word/2018/wordml/cex" xmlns:w16cid="http://schemas.microsoft.com/office/word/2016/wordml/cid" xmlns:w16="http://schemas.microsoft.com/office/word/2018/wordml" xmlns:w16du="http://schemas.microsoft.com/office/word/2023/wordml/word16du" xmlns:w16sdtdh="http://schemas.microsoft.com/office/word/2020/wordml/sdtdatahash" xmlns:w16sdtfl="http://schemas.microsoft.com/office/word/2024/wordml/sdtformatlock" xmlns:w16se="http://schemas.microsoft.com/office/word/2015/wordml/symex" xmlns:wpg="http://schemas.microsoft.com/office/word/2010/wordprocessingGroup" xmlns:wpi="http://schemas.microsoft.com/office/word/2010/wordprocessingInk" xmlns:wne="http://schemas.microsoft.com/office/word/2006/wordml" xmlns:wps="http://schemas.microsoft.com/office/word/2010/wordprocessingShape" mc:Ignorable="w14 w15 w16se w16cid w16 w16cex w16sdtdh w16sdtfl w16du wp14">
+<w:hdr xmlns:wpc="http://schemas.microsoft.com/office/word/2010/wordprocessingCanvas" xmlns:cx="http://schemas.microsoft.com/office/drawing/2014/chartex" xmlns:cx1="http://schemas.microsoft.com/office/drawing/2015/9/8/chartex" xmlns:cx2="http://schemas.microsoft.com/office/drawing/2015/10/21/chartex" xmlns:cx3="http://schemas.microsoft.com/office/drawing/2016/5/9/chartex" xmlns:cx4="http://schemas.microsoft.com/office/drawing/2016/5/10/chartex" xmlns:cx5="http://schemas.microsoft.com/office/drawing/2016/5/11/chartex" xmlns:cx6="http://schemas.microsoft.com/office/drawing/2016/5/12/chartex" xmlns:cx7="http://schemas.microsoft.com/office/drawing/2016/5/13/chartex" xmlns:cx8="http://schemas.microsoft.com/office/drawing/2016/5/14/chartex" xmlns:mc="http://schemas.openxmlformats.org/markup-compatibility/2006" xmlns:aink="http://schemas.microsoft.com/office/drawing/2016/ink" xmlns:am3d="http://schemas.microsoft.com/office/drawing/2017/model3d" xmlns:o="urn:schemas-microsoft-com:office:office" xmlns:oel="http://schemas.microsoft.com/office/2019/extlst" xmlns:r="http://schemas.openxmlformats.org/officeDocument/2006/relationships" xmlns:m="http://schemas.openxmlformats.org/officeDocument/2006/math" xmlns:v="urn:schemas-microsoft-com:vml" xmlns:wp14="http://schemas.microsoft.com/office/word/2010/wordprocessingDrawing" xmlns:wp="http://schemas.openxmlformats.org/drawingml/2006/wordprocessingDrawing" xmlns:w10="urn:schemas-microsoft-com:office:word" xmlns:w="http://schemas.openxmlformats.org/wordprocessingml/2006/main" xmlns:w14="http://schemas.microsoft.com/office/word/2010/wordml" xmlns:w15="http://schemas.microsoft.com/office/word/2012/wordml" xmlns:w16cei="http://schemas.microsoft.com/office/word/2026/wordml/cei" xmlns:w16cex="http://schemas.microsoft.com/office/word/2018/wordml/cex" xmlns:w16cid="http://schemas.microsoft.com/office/word/2016/wordml/cid" xmlns:w16="http://schemas.microsoft.com/office/word/2018/wordml" xmlns:w16du="http://schemas.microsoft.com/office/word/2023/wordml/word16du" xmlns:w16sdtdh="http://schemas.microsoft.com/office/word/2020/wordml/sdtdatahash" xmlns:w16sdtfl="http://schemas.microsoft.com/office/word/2024/wordml/sdtformatlock" xmlns:w16se="http://schemas.microsoft.com/office/word/2015/wordml/symex" xmlns:wpg="http://schemas.microsoft.com/office/word/2010/wordprocessingGroup" xmlns:wpi="http://schemas.microsoft.com/office/word/2010/wordprocessingInk" xmlns:wne="http://schemas.microsoft.com/office/word/2006/wordml" xmlns:wps="http://schemas.microsoft.com/office/word/2010/wordprocessingShape" mc:Ignorable="w14 w15 w16se w16cid w16 w16cex w16sdtdh w16sdtfl w16du wp14">
   <w:p>
     <w:pPr>
       <w:pStyle w:val="Encabezado"/>
@@ -33277,7 +33264,7 @@
 </file>
 
 <file path=word/numbering.xml><?xml version="1.0" encoding="utf-8"?>
-<w:numbering xmlns:wpc="http://schemas.microsoft.com/office/word/2010/wordprocessingCanvas" xmlns:cx="http://schemas.microsoft.com/office/drawing/2014/chartex" xmlns:cx1="http://schemas.microsoft.com/office/drawing/2015/9/8/chartex" xmlns:cx2="http://schemas.microsoft.com/office/drawing/2015/10/21/chartex" xmlns:cx3="http://schemas.microsoft.com/office/drawing/2016/5/9/chartex" xmlns:cx4="http://schemas.microsoft.com/office/drawing/2016/5/10/chartex" xmlns:cx5="http://schemas.microsoft.com/office/drawing/2016/5/11/chartex" xmlns:cx6="http://schemas.microsoft.com/office/drawing/2016/5/12/chartex" xmlns:cx7="http://schemas.microsoft.com/office/drawing/2016/5/13/chartex" xmlns:cx8="http://schemas.microsoft.com/office/drawing/2016/5/14/chartex" xmlns:mc="http://schemas.openxmlformats.org/markup-compatibility/2006" xmlns:aink="http://schemas.microsoft.com/office/drawing/2016/ink" xmlns:am3d="http://schemas.microsoft.com/office/drawing/2017/model3d" xmlns:o="urn:schemas-microsoft-com:office:office" xmlns:oel="http://schemas.microsoft.com/office/2019/extlst" xmlns:r="http://schemas.openxmlformats.org/officeDocument/2006/relationships" xmlns:m="http://schemas.openxmlformats.org/officeDocument/2006/math" xmlns:v="urn:schemas-microsoft-com:vml" xmlns:wp14="http://schemas.microsoft.com/office/word/2010/wordprocessingDrawing" xmlns:wp="http://schemas.openxmlformats.org/drawingml/2006/wordprocessingDrawing" xmlns:w10="urn:schemas-microsoft-com:office:word" xmlns:w="http://schemas.openxmlformats.org/wordprocessingml/2006/main" xmlns:w14="http://schemas.microsoft.com/office/word/2010/wordml" xmlns:w15="http://schemas.microsoft.com/office/word/2012/wordml" xmlns:w16cex="http://schemas.microsoft.com/office/word/2018/wordml/cex" xmlns:w16cid="http://schemas.microsoft.com/office/word/2016/wordml/cid" xmlns:w16="http://schemas.microsoft.com/office/word/2018/wordml" xmlns:w16du="http://schemas.microsoft.com/office/word/2023/wordml/word16du" xmlns:w16sdtdh="http://schemas.microsoft.com/office/word/2020/wordml/sdtdatahash" xmlns:w16sdtfl="http://schemas.microsoft.com/office/word/2024/wordml/sdtformatlock" xmlns:w16se="http://schemas.microsoft.com/office/word/2015/wordml/symex" xmlns:wpg="http://schemas.microsoft.com/office/word/2010/wordprocessingGroup" xmlns:wpi="http://schemas.microsoft.com/office/word/2010/wordprocessingInk" xmlns:wne="http://schemas.microsoft.com/office/word/2006/wordml" xmlns:wps="http://schemas.microsoft.com/office/word/2010/wordprocessingShape" mc:Ignorable="w14 w15 w16se w16cid w16 w16cex w16sdtdh w16sdtfl w16du wp14">
+<w:numbering xmlns:wpc="http://schemas.microsoft.com/office/word/2010/wordprocessingCanvas" xmlns:cx="http://schemas.microsoft.com/office/drawing/2014/chartex" xmlns:cx1="http://schemas.microsoft.com/office/drawing/2015/9/8/chartex" xmlns:cx2="http://schemas.microsoft.com/office/drawing/2015/10/21/chartex" xmlns:cx3="http://schemas.microsoft.com/office/drawing/2016/5/9/chartex" xmlns:cx4="http://schemas.microsoft.com/office/drawing/2016/5/10/chartex" xmlns:cx5="http://schemas.microsoft.com/office/drawing/2016/5/11/chartex" xmlns:cx6="http://schemas.microsoft.com/office/drawing/2016/5/12/chartex" xmlns:cx7="http://schemas.microsoft.com/office/drawing/2016/5/13/chartex" xmlns:cx8="http://schemas.microsoft.com/office/drawing/2016/5/14/chartex" xmlns:mc="http://schemas.openxmlformats.org/markup-compatibility/2006" xmlns:aink="http://schemas.microsoft.com/office/drawing/2016/ink" xmlns:am3d="http://schemas.microsoft.com/office/drawing/2017/model3d" xmlns:o="urn:schemas-microsoft-com:office:office" xmlns:oel="http://schemas.microsoft.com/office/2019/extlst" xmlns:r="http://schemas.openxmlformats.org/officeDocument/2006/relationships" xmlns:m="http://schemas.openxmlformats.org/officeDocument/2006/math" xmlns:v="urn:schemas-microsoft-com:vml" xmlns:wp14="http://schemas.microsoft.com/office/word/2010/wordprocessingDrawing" xmlns:wp="http://schemas.openxmlformats.org/drawingml/2006/wordprocessingDrawing" xmlns:w10="urn:schemas-microsoft-com:office:word" xmlns:w="http://schemas.openxmlformats.org/wordprocessingml/2006/main" xmlns:w14="http://schemas.microsoft.com/office/word/2010/wordml" xmlns:w15="http://schemas.microsoft.com/office/word/2012/wordml" xmlns:w16cei="http://schemas.microsoft.com/office/word/2026/wordml/cei" xmlns:w16cex="http://schemas.microsoft.com/office/word/2018/wordml/cex" xmlns:w16cid="http://schemas.microsoft.com/office/word/2016/wordml/cid" xmlns:w16="http://schemas.microsoft.com/office/word/2018/wordml" xmlns:w16du="http://schemas.microsoft.com/office/word/2023/wordml/word16du" xmlns:w16sdtdh="http://schemas.microsoft.com/office/word/2020/wordml/sdtdatahash" xmlns:w16sdtfl="http://schemas.microsoft.com/office/word/2024/wordml/sdtformatlock" xmlns:w16se="http://schemas.microsoft.com/office/word/2015/wordml/symex" xmlns:wpg="http://schemas.microsoft.com/office/word/2010/wordprocessingGroup" xmlns:wpi="http://schemas.microsoft.com/office/word/2010/wordprocessingInk" xmlns:wne="http://schemas.microsoft.com/office/word/2006/wordml" xmlns:wps="http://schemas.microsoft.com/office/word/2010/wordprocessingShape" mc:Ignorable="w14 w15 w16se w16cid w16 w16cex w16sdtdh w16sdtfl w16du wp14">
   <w:abstractNum w:abstractNumId="0" w15:restartNumberingAfterBreak="0">
     <w:nsid w:val="FFFFFF89"/>
     <w:multiLevelType w:val="singleLevel"/>
@@ -37753,6 +37740,7 @@
   <w:style w:type="character" w:default="1" w:styleId="Fuentedeprrafopredeter">
     <w:name w:val="Default Paragraph Font"/>
     <w:uiPriority w:val="1"/>
+    <w:semiHidden/>
     <w:unhideWhenUsed/>
   </w:style>
   <w:style w:type="table" w:default="1" w:styleId="Tablanormal">
@@ -39161,7 +39149,12 @@
 </file>
 
 <file path=customXml/item2.xml><?xml version="1.0" encoding="utf-8"?>
-<b:Sources xmlns:b="http://schemas.openxmlformats.org/officeDocument/2006/bibliography" xmlns="http://schemas.openxmlformats.org/officeDocument/2006/bibliography" SelectedStyle="\APASixthEditionOfficeOnline.xsl" StyleName="APA" Version="6"/>
+<?mso-contentType ?>
+<FormTemplates xmlns="http://schemas.microsoft.com/sharepoint/v3/contenttype/forms">
+  <Display>DocumentLibraryForm</Display>
+  <Edit>DocumentLibraryForm</Edit>
+  <New>DocumentLibraryForm</New>
+</FormTemplates>
 </file>
 
 <file path=customXml/item3.xml><?xml version="1.0" encoding="utf-8"?>
@@ -39176,22 +39169,17 @@
 </file>
 
 <file path=customXml/item4.xml><?xml version="1.0" encoding="utf-8"?>
-<?mso-contentType ?>
-<FormTemplates xmlns="http://schemas.microsoft.com/sharepoint/v3/contenttype/forms">
-  <Display>DocumentLibraryForm</Display>
-  <Edit>DocumentLibraryForm</Edit>
-  <New>DocumentLibraryForm</New>
-</FormTemplates>
+<b:Sources xmlns:b="http://schemas.openxmlformats.org/officeDocument/2006/bibliography" xmlns="http://schemas.openxmlformats.org/officeDocument/2006/bibliography" SelectedStyle="\APASixthEditionOfficeOnline.xsl" StyleName="APA" Version="6"/>
 </file>
 
 <file path=customXml/itemProps1.xml><?xml version="1.0" encoding="utf-8"?>
-<ds:datastoreItem xmlns:ds="http://schemas.openxmlformats.org/officeDocument/2006/customXml" ds:itemID="{1B794F3E-8231-420E-B73B-18B73EA3DF81}"/>
+<ds:datastoreItem xmlns:ds="http://schemas.openxmlformats.org/officeDocument/2006/customXml" ds:itemID="{CF53C76E-C2FE-44A0-87D2-0C2E2E63A7E4}"/>
 </file>
 
 <file path=customXml/itemProps2.xml><?xml version="1.0" encoding="utf-8"?>
-<ds:datastoreItem xmlns:ds="http://schemas.openxmlformats.org/officeDocument/2006/customXml" ds:itemID="{E8AB44A3-7C62-4BD2-82ED-8ABC209970FA}">
+<ds:datastoreItem xmlns:ds="http://schemas.openxmlformats.org/officeDocument/2006/customXml" ds:itemID="{81CBDEC1-3B00-44ED-AD36-0268077980BA}">
   <ds:schemaRefs>
-    <ds:schemaRef ds:uri="http://schemas.openxmlformats.org/officeDocument/2006/bibliography"/>
+    <ds:schemaRef ds:uri="http://schemas.microsoft.com/sharepoint/v3/contenttype/forms"/>
   </ds:schemaRefs>
 </ds:datastoreItem>
 </file>
@@ -39208,9 +39196,9 @@
 </file>
 
 <file path=customXml/itemProps4.xml><?xml version="1.0" encoding="utf-8"?>
-<ds:datastoreItem xmlns:ds="http://schemas.openxmlformats.org/officeDocument/2006/customXml" ds:itemID="{81CBDEC1-3B00-44ED-AD36-0268077980BA}">
+<ds:datastoreItem xmlns:ds="http://schemas.openxmlformats.org/officeDocument/2006/customXml" ds:itemID="{E8AB44A3-7C62-4BD2-82ED-8ABC209970FA}">
   <ds:schemaRefs>
-    <ds:schemaRef ds:uri="http://schemas.microsoft.com/sharepoint/v3/contenttype/forms"/>
+    <ds:schemaRef ds:uri="http://schemas.openxmlformats.org/officeDocument/2006/bibliography"/>
   </ds:schemaRefs>
 </ds:datastoreItem>
 </file>